--- a/19-work-done/worksheet.docx
+++ b/19-work-done/worksheet.docx
@@ -214,7 +214,7 @@
                 <w:color w:val="263238"/>
                 <w:sz w:val="20"/>
               </w:rPr>
-              <w:t xml:space="preserve"> or set the values yourself: type a value in the box next to a slider and press Enter.</w:t>
+              <w:t xml:space="preserve"> or set the values yourself: set a value with ▼ ▲ or type it in the box.</w:t>
             </w:r>
           </w:p>
           <w:p>

--- a/19-work-done/worksheet.docx
+++ b/19-work-done/worksheet.docx
@@ -151,7 +151,7 @@
                 <w:color w:val="263238"/>
                 <w:sz w:val="20"/>
               </w:rPr>
-              <w:t>biba0112.github.io/physics-sims/19-work-done/</w:t>
+              <w:t>physics.taneski.com/19-work-done/</w:t>
             </w:r>
             <w:r>
               <w:rPr>
